--- a/docs/cases/05-adriana-smith.docx
+++ b/docs/cases/05-adriana-smith.docx
@@ -68,7 +68,6 @@
     </w:sdt>
     <w:p>
       <w:pPr>
-        <w:pStyle w:val="Compact"/>
         <w:numPr>
           <w:ilvl w:val="0"/>
           <w:numId w:val="1001"/>
@@ -90,7 +89,6 @@
     </w:p>
     <w:p>
       <w:pPr>
-        <w:pStyle w:val="Compact"/>
         <w:numPr>
           <w:ilvl w:val="0"/>
           <w:numId w:val="1001"/>
@@ -107,12 +105,11 @@
         <w:t xml:space="preserve"> </w:t>
       </w:r>
       <w:r>
-        <w:t xml:space="preserve">In February 2025, Smith presented to a hospital with severe headaches, was discharged, and the next morning was found by her boyfriend gasping for air. Multiple blood clots in her brain. Declared brain-dead at nine weeks pregnant. Emory University Hospital Midtown kept her on mechanical support for approximately four months — over her family’s stated objection — citing Georgia’s 2019 abortion statute. On June 13, 2025, her son Chance was delivered by emergency cesarean at roughly twenty-two weeks of gestation, weighing one pound thirteen ounces. Smith was removed from support four days later.</w:t>
-      </w:r>
-    </w:p>
-    <w:p>
-      <w:pPr>
-        <w:pStyle w:val="Compact"/>
+        <w:t xml:space="preserve">In February 2025, Smith went to a hospital with severe headaches, was discharged, and the next morning was found by her boyfriend gasping for air. Multiple blood clots in her brain. Declared brain-dead at nine weeks pregnant. Emory University Hospital Midtown kept her on mechanical support for about four months — over her family’s stated objection — citing Georgia’s 2019 abortion statute. On June 13, 2025, her son Chance was delivered by emergency cesarean at roughly twenty-two weeks of gestation, weighing one pound thirteen ounces. Smith was removed from support four days later.</w:t>
+      </w:r>
+    </w:p>
+    <w:p>
+      <w:pPr>
         <w:numPr>
           <w:ilvl w:val="0"/>
           <w:numId w:val="1001"/>
@@ -134,7 +131,6 @@
     </w:p>
     <w:p>
       <w:pPr>
-        <w:pStyle w:val="Compact"/>
         <w:numPr>
           <w:ilvl w:val="0"/>
           <w:numId w:val="1001"/>
@@ -151,16 +147,37 @@
         <w:t xml:space="preserve"> </w:t>
       </w:r>
       <w:r>
-        <w:t xml:space="preserve">The case tests</w:t>
-      </w:r>
-      <w:r>
-        <w:t xml:space="preserve"> </w:t>
-      </w:r>
-      <w:r>
-        <w:t xml:space="preserve">conscription of the dead</w:t>
-      </w:r>
-      <w:r>
-        <w:t xml:space="preserve">, the role of</w:t>
+        <w:t xml:space="preserve">The case tests three ideas at once:</w:t>
+      </w:r>
+    </w:p>
+    <w:p>
+      <w:pPr>
+        <w:pStyle w:val="Compact"/>
+        <w:numPr>
+          <w:ilvl w:val="1"/>
+          <w:numId w:val="1002"/>
+        </w:numPr>
+      </w:pPr>
+      <w:r>
+        <w:t xml:space="preserve">Conscription of the dead</w:t>
+      </w:r>
+      <w:r>
+        <w:t xml:space="preserve"> </w:t>
+      </w:r>
+      <w:r>
+        <w:t xml:space="preserve">— whether the state may use a dead body for someone else’s benefit.</w:t>
+      </w:r>
+    </w:p>
+    <w:p>
+      <w:pPr>
+        <w:pStyle w:val="Compact"/>
+        <w:numPr>
+          <w:ilvl w:val="1"/>
+          <w:numId w:val="1002"/>
+        </w:numPr>
+      </w:pPr>
+      <w:r>
+        <w:t xml:space="preserve">The role of</w:t>
       </w:r>
       <w:r>
         <w:t xml:space="preserve"> </w:t>
@@ -185,7 +202,19 @@
         <w:t xml:space="preserve"> </w:t>
       </w:r>
       <w:r>
-        <w:t xml:space="preserve">statutory ambiguity, and Arthur Caplan’s claim that prolonged somatic gestation in a brain-dead patient is medical</w:t>
+        <w:t xml:space="preserve">statutory ambiguity.</w:t>
+      </w:r>
+    </w:p>
+    <w:p>
+      <w:pPr>
+        <w:pStyle w:val="Compact"/>
+        <w:numPr>
+          <w:ilvl w:val="1"/>
+          <w:numId w:val="1002"/>
+        </w:numPr>
+      </w:pPr>
+      <w:r>
+        <w:t xml:space="preserve">Arthur Caplan’s claim that prolonged somatic gestation in a brain-dead patient is medical</w:t>
       </w:r>
       <w:r>
         <w:t xml:space="preserve"> </w:t>
@@ -202,7 +231,6 @@
     </w:p>
     <w:p>
       <w:pPr>
-        <w:pStyle w:val="Compact"/>
         <w:numPr>
           <w:ilvl w:val="0"/>
           <w:numId w:val="1001"/>
@@ -236,7 +264,7 @@
         <w:pStyle w:val="FirstParagraph"/>
       </w:pPr>
       <w:r>
-        <w:t xml:space="preserve">Adriana Smith was thirty years old, a registered nurse, and nine weeks pregnant when she walked into Northside Hospital in Atlanta in February 2025 complaining of severe headaches. She was given medication and sent home. Sometime overnight, her boyfriend woke to the sound of her gasping for air. He called 911. She was taken to Emory University Hospital, where she worked, and where a CT scan revealed multiple blood clots in her brain. She deteriorated rapidly. Within hours she met clinical criteria for</w:t>
+        <w:t xml:space="preserve">Adriana Smith was thirty years old, a registered nurse, and nine weeks pregnant. In February 2025 she walked into Northside Hospital in Atlanta complaining of severe headaches. She was given medication and sent home. Sometime overnight, her boyfriend woke to the sound of her gasping for air. He called 911. She was taken to Emory University Hospital, where she worked. A CT scan revealed multiple blood clots in her brain. She deteriorated rapidly. Within hours, she met clinical criteria for</w:t>
       </w:r>
       <w:r>
         <w:t xml:space="preserve"> </w:t>
@@ -279,31 +307,55 @@
         <w:t xml:space="preserve"> </w:t>
       </w:r>
       <w:r>
-        <w:t xml:space="preserve">— equivalent in all clinical, legal, and ethical respects to the cessation of cardiac and respiratory function. A brain-dead patient is not</w:t>
-      </w:r>
-      <w:r>
-        <w:t xml:space="preserve"> </w:t>
-      </w:r>
-      <w:r>
-        <w:t xml:space="preserve">“in a coma,”</w:t>
-      </w:r>
-      <w:r>
-        <w:t xml:space="preserve"> </w:t>
-      </w:r>
-      <w:r>
-        <w:t xml:space="preserve">is not</w:t>
-      </w:r>
-      <w:r>
-        <w:t xml:space="preserve"> </w:t>
-      </w:r>
-      <w:r>
-        <w:t xml:space="preserve">“unconscious,”</w:t>
-      </w:r>
-      <w:r>
-        <w:t xml:space="preserve"> </w:t>
-      </w:r>
-      <w:r>
-        <w:t xml:space="preserve">and is not</w:t>
+        <w:t xml:space="preserve">— equivalent in all clinical, legal, and ethical respects to the cessation of cardiac and respiratory function. A brain-dead patient:</w:t>
+      </w:r>
+    </w:p>
+    <w:p>
+      <w:pPr>
+        <w:pStyle w:val="Compact"/>
+        <w:numPr>
+          <w:ilvl w:val="0"/>
+          <w:numId w:val="1003"/>
+        </w:numPr>
+      </w:pPr>
+      <w:r>
+        <w:t xml:space="preserve">Is not</w:t>
+      </w:r>
+      <w:r>
+        <w:t xml:space="preserve"> </w:t>
+      </w:r>
+      <w:r>
+        <w:t xml:space="preserve">“in a coma.”</w:t>
+      </w:r>
+    </w:p>
+    <w:p>
+      <w:pPr>
+        <w:pStyle w:val="Compact"/>
+        <w:numPr>
+          <w:ilvl w:val="0"/>
+          <w:numId w:val="1003"/>
+        </w:numPr>
+      </w:pPr>
+      <w:r>
+        <w:t xml:space="preserve">Is not</w:t>
+      </w:r>
+      <w:r>
+        <w:t xml:space="preserve"> </w:t>
+      </w:r>
+      <w:r>
+        <w:t xml:space="preserve">“unconscious.”</w:t>
+      </w:r>
+    </w:p>
+    <w:p>
+      <w:pPr>
+        <w:pStyle w:val="Compact"/>
+        <w:numPr>
+          <w:ilvl w:val="0"/>
+          <w:numId w:val="1003"/>
+        </w:numPr>
+      </w:pPr>
+      <w:r>
+        <w:t xml:space="preserve">Is not</w:t>
       </w:r>
       <w:r>
         <w:t xml:space="preserve"> </w:t>
@@ -315,7 +367,15 @@
         <w:t xml:space="preserve"> </w:t>
       </w:r>
       <w:r>
-        <w:t xml:space="preserve">in the sense that the term ordinarily implies. The patient has died. Mechanical ventilation, vasopressors, and tube feedings can sustain organ perfusion in the body of a person who is no longer alive.</w:t>
+        <w:t xml:space="preserve">in the sense that the term ordinarily implies.</w:t>
+      </w:r>
+    </w:p>
+    <w:p>
+      <w:pPr>
+        <w:pStyle w:val="FirstParagraph"/>
+      </w:pPr>
+      <w:r>
+        <w:t xml:space="preserve">The patient has died. Mechanical ventilation, vasopressors, and tube feedings can sustain organ perfusion in the body of a person who is no longer alive.</w:t>
       </w:r>
     </w:p>
     <w:p>
@@ -323,7 +383,7 @@
         <w:pStyle w:val="BodyText"/>
       </w:pPr>
       <w:r>
-        <w:t xml:space="preserve">Smith was transferred to Emory University Hospital Midtown — a separate facility within the same system — and connected to mechanical ventilation. Her mother, April Newkirk, would later tell the local press that the hospital informed the family that Georgia law required continued somatic support because the fetus had detectable cardiac activity. The family was not given a choice. The plan, Newkirk said the hospital told her, was to maintain Smith on the ventilator until approximately thirty-two weeks of gestation, the point at which her son’s odds of survival outside the uterus would be reasonable.</w:t>
+        <w:t xml:space="preserve">Smith was transferred to Emory University Hospital Midtown, a separate facility within the same system. She was connected to mechanical ventilation. Her mother, April Newkirk, later told the local press what the hospital had said: Georgia law required continued somatic support because the fetus had detectable cardiac activity. The family was not given a choice. The plan, Newkirk said, was to maintain Smith on the ventilator until about thirty-two weeks of gestation. At that point, her son’s odds of survival outside the uterus would be reasonable.</w:t>
       </w:r>
     </w:p>
     <w:p>
@@ -385,7 +445,39 @@
         <w:t xml:space="preserve"> </w:t>
       </w:r>
       <w:r>
-        <w:t xml:space="preserve">Crucially for what follows, the LIFE Act amends Georgia’s definitions of personhood and dependency in ways that extend far beyond the abortion question — a fetus with cardiac activity may be claimed as a dependent on Georgia state income tax, for instance, and may be the subject of a wrongful-death action. The legal scholar Mary Ziegler has argued that the LIFE Act is structurally a fetal-personhood statute, with the abortion prohibition as one of its several legal consequences.</w:t>
+        <w:t xml:space="preserve">Crucially for what follows, the LIFE Act amends Georgia’s definitions of personhood and dependency in ways that extend far beyond the abortion question. A fetus with cardiac activity:</w:t>
+      </w:r>
+    </w:p>
+    <w:p>
+      <w:pPr>
+        <w:pStyle w:val="Compact"/>
+        <w:numPr>
+          <w:ilvl w:val="0"/>
+          <w:numId w:val="1004"/>
+        </w:numPr>
+      </w:pPr>
+      <w:r>
+        <w:t xml:space="preserve">May be claimed as a dependent on Georgia state income tax.</w:t>
+      </w:r>
+    </w:p>
+    <w:p>
+      <w:pPr>
+        <w:pStyle w:val="Compact"/>
+        <w:numPr>
+          <w:ilvl w:val="0"/>
+          <w:numId w:val="1004"/>
+        </w:numPr>
+      </w:pPr>
+      <w:r>
+        <w:t xml:space="preserve">May be the subject of a wrongful-death action.</w:t>
+      </w:r>
+    </w:p>
+    <w:p>
+      <w:pPr>
+        <w:pStyle w:val="FirstParagraph"/>
+      </w:pPr>
+      <w:r>
+        <w:t xml:space="preserve">The legal scholar Mary Ziegler has argued that the LIFE Act is structurally a fetal-personhood statute, with the abortion prohibition as one of its several legal consequences</w:t>
       </w:r>
       <w:r>
         <w:t xml:space="preserve"> </w:t>
@@ -404,13 +496,16 @@
       <w:r>
         <w:t xml:space="preserve">)</w:t>
       </w:r>
+      <w:r>
+        <w:t xml:space="preserve">.</w:t>
+      </w:r>
     </w:p>
     <w:p>
       <w:pPr>
         <w:pStyle w:val="BodyText"/>
       </w:pPr>
       <w:r>
-        <w:t xml:space="preserve">For three months, Smith remained on the ventilator while the fetus continued to develop. Reports later indicated that imaging during this period had detected fetal abnormalities. The family was not, by their account, presented with options for discontinuation. In mid-May, with Smith approximately twenty-two weeks into the pregnancy, April Newkirk went to the local Atlanta press.</w:t>
+        <w:t xml:space="preserve">For three months, Smith remained on the ventilator while the fetus continued to develop. Reports later said imaging during this period had detected fetal abnormalities. The family was not, by their account, offered options for stopping. In mid-May, with Smith about twenty-two weeks into the pregnancy, April Newkirk went to the local Atlanta press.</w:t>
       </w:r>
     </w:p>
     <w:p>
@@ -418,12 +513,80 @@
         <w:pStyle w:val="BodyText"/>
       </w:pPr>
       <w:r>
-        <w:t xml:space="preserve">The story was national within forty-eight hours. International within a week. It collected the predictable coalition — abortion-rights advocates, reproductive-justice organizations, civil-liberties lawyers — and the less predictable one. Cole Muzio, of the Christian Frontline Policy Council, publicly stated that Georgia’s abortion law did not, in fact, require what Emory was doing. State Senator Nabilah Islam Parkes, a Democrat, wrote to Republican Attorney General Christopher Carr asking for the state’s official reading of the statute.</w:t>
-      </w:r>
-    </w:p>
-    <w:p>
-      <w:pPr>
-        <w:pStyle w:val="BodyText"/>
+        <w:t xml:space="preserve">The story was national within forty-eight hours. International within a week. It collected a predictable coalition:</w:t>
+      </w:r>
+    </w:p>
+    <w:p>
+      <w:pPr>
+        <w:pStyle w:val="Compact"/>
+        <w:numPr>
+          <w:ilvl w:val="0"/>
+          <w:numId w:val="1005"/>
+        </w:numPr>
+      </w:pPr>
+      <w:r>
+        <w:t xml:space="preserve">Abortion-rights advocates.</w:t>
+      </w:r>
+    </w:p>
+    <w:p>
+      <w:pPr>
+        <w:pStyle w:val="Compact"/>
+        <w:numPr>
+          <w:ilvl w:val="0"/>
+          <w:numId w:val="1005"/>
+        </w:numPr>
+      </w:pPr>
+      <w:r>
+        <w:t xml:space="preserve">Reproductive-justice organizations.</w:t>
+      </w:r>
+    </w:p>
+    <w:p>
+      <w:pPr>
+        <w:pStyle w:val="Compact"/>
+        <w:numPr>
+          <w:ilvl w:val="0"/>
+          <w:numId w:val="1005"/>
+        </w:numPr>
+      </w:pPr>
+      <w:r>
+        <w:t xml:space="preserve">Civil-liberties lawyers.</w:t>
+      </w:r>
+    </w:p>
+    <w:p>
+      <w:pPr>
+        <w:pStyle w:val="FirstParagraph"/>
+      </w:pPr>
+      <w:r>
+        <w:t xml:space="preserve">It also collected a less predictable one:</w:t>
+      </w:r>
+    </w:p>
+    <w:p>
+      <w:pPr>
+        <w:pStyle w:val="Compact"/>
+        <w:numPr>
+          <w:ilvl w:val="0"/>
+          <w:numId w:val="1006"/>
+        </w:numPr>
+      </w:pPr>
+      <w:r>
+        <w:t xml:space="preserve">Cole Muzio, of the Christian Frontline Policy Council, publicly stated that Georgia’s abortion law did not, in fact, require what Emory was doing.</w:t>
+      </w:r>
+    </w:p>
+    <w:p>
+      <w:pPr>
+        <w:pStyle w:val="Compact"/>
+        <w:numPr>
+          <w:ilvl w:val="0"/>
+          <w:numId w:val="1006"/>
+        </w:numPr>
+      </w:pPr>
+      <w:r>
+        <w:t xml:space="preserve">State Senator Nabilah Islam Parkes, a Democrat, wrote to Republican Attorney General Christopher Carr asking for the state’s official reading of the statute.</w:t>
+      </w:r>
+    </w:p>
+    <w:p>
+      <w:pPr>
+        <w:pStyle w:val="FirstParagraph"/>
       </w:pPr>
       <w:r>
         <w:t xml:space="preserve">The Attorney General’s office responded in writing.</w:t>
@@ -477,7 +640,7 @@
         <w:t xml:space="preserve"> </w:t>
       </w:r>
       <w:r>
-        <w:t xml:space="preserve">“any implication otherwise is just another gross mischaracterization of the intent of this legislation.”</w:t>
+        <w:t xml:space="preserve">“any implication otherwise is just another gross mischaracterization of the intent of this legislation”</w:t>
       </w:r>
       <w:r>
         <w:t xml:space="preserve"> </w:t>
@@ -496,13 +659,72 @@
       <w:r>
         <w:t xml:space="preserve">)</w:t>
       </w:r>
+      <w:r>
+        <w:t xml:space="preserve">.</w:t>
+      </w:r>
     </w:p>
     <w:p>
       <w:pPr>
         <w:pStyle w:val="BodyText"/>
       </w:pPr>
       <w:r>
-        <w:t xml:space="preserve">Emory did not change course. The hospital declined to comment on the legal opinion publicly. State Senator Ed Setzler, the original sponsor of the LIFE Act, publicly endorsed Emory’s reading. Bioethicists — among them Thaddeus Pope at Mitchell Hamline, Lois Shepherd at the University of Virginia, and Mary Ziegler at UC Davis — went on record in agreement with Carr’s office: Georgia’s statute did not require what was being done.</w:t>
+        <w:t xml:space="preserve">Emory did not change course. The hospital declined to comment on the legal opinion in public. State Senator Ed Setzler, the original sponsor of the LIFE Act, publicly backed Emory’s reading. Bioethicists went on record in agreement with Carr’s office. Three were especially prominent:</w:t>
+      </w:r>
+    </w:p>
+    <w:p>
+      <w:pPr>
+        <w:pStyle w:val="Compact"/>
+        <w:numPr>
+          <w:ilvl w:val="0"/>
+          <w:numId w:val="1007"/>
+        </w:numPr>
+      </w:pPr>
+      <w:r>
+        <w:t xml:space="preserve">Thaddeus Pope at Mitchell Hamline.</w:t>
+      </w:r>
+    </w:p>
+    <w:p>
+      <w:pPr>
+        <w:pStyle w:val="Compact"/>
+        <w:numPr>
+          <w:ilvl w:val="0"/>
+          <w:numId w:val="1007"/>
+        </w:numPr>
+      </w:pPr>
+      <w:r>
+        <w:t xml:space="preserve">Lois Shepherd at the University of Virginia.</w:t>
+      </w:r>
+    </w:p>
+    <w:p>
+      <w:pPr>
+        <w:pStyle w:val="Compact"/>
+        <w:numPr>
+          <w:ilvl w:val="0"/>
+          <w:numId w:val="1007"/>
+        </w:numPr>
+      </w:pPr>
+      <w:r>
+        <w:t xml:space="preserve">Mary Ziegler at UC Davis.</w:t>
+      </w:r>
+    </w:p>
+    <w:p>
+      <w:pPr>
+        <w:pStyle w:val="FirstParagraph"/>
+      </w:pPr>
+      <w:r>
+        <w:t xml:space="preserve">On June 13, 2025, Smith was taken to surgery for an emergency cesarean. Her son, named Chance, was delivered weighing one pound thirteen ounces, classified by the World Health Organization as</w:t>
+      </w:r>
+      <w:r>
+        <w:t xml:space="preserve"> </w:t>
+      </w:r>
+      <w:r>
+        <w:t xml:space="preserve">“extremely preterm.”</w:t>
+      </w:r>
+      <w:r>
+        <w:t xml:space="preserve"> </w:t>
+      </w:r>
+      <w:r>
+        <w:t xml:space="preserve">On June 15, Smith’s family observed what would have been her thirty-first birthday at a private church service. On June 17, four days after Chance was born, Emory removed Smith from mechanical support. A funeral was held later that month.</w:t>
       </w:r>
     </w:p>
     <w:p>
@@ -510,27 +732,63 @@
         <w:pStyle w:val="BodyText"/>
       </w:pPr>
       <w:r>
-        <w:t xml:space="preserve">On June 13, 2025, Smith was taken to surgery for an emergency cesarean. Her son, named Chance, was delivered weighing one pound thirteen ounces, classified by the World Health Organization as</w:t>
-      </w:r>
-      <w:r>
-        <w:t xml:space="preserve"> </w:t>
-      </w:r>
-      <w:r>
-        <w:t xml:space="preserve">“extremely preterm.”</w:t>
-      </w:r>
-      <w:r>
-        <w:t xml:space="preserve"> </w:t>
-      </w:r>
-      <w:r>
-        <w:t xml:space="preserve">On June 15, Smith’s family observed what would have been her thirty-first birthday at a private church service. On June 17, four days after Chance was born, Emory removed Smith from mechanical support. A funeral was held later that month.</w:t>
-      </w:r>
-    </w:p>
-    <w:p>
-      <w:pPr>
-        <w:pStyle w:val="BodyText"/>
-      </w:pPr>
-      <w:r>
-        <w:t xml:space="preserve">What had occurred at Emory between February and June was, by the time it ended, the longest documented somatic gestation in a brain-dead patient in the medical literature. There is essentially one prior case approaching its length — Germany, decades earlier, outcome unreported. There were no protocols. There was no advance directive guidance from the patient, no published institutional policy at Emory, no IRB review of the regimen. There was a hospital lawyer reading an ambiguous statute and a family that was not given an option. The question Smith’s case raises is not whether anyone behaved illegally. The Attorney General said the hospital was not legally compelled. The question is what category of medical action the hospital was performing for four months, and what ethical regime applies to it.</w:t>
+        <w:t xml:space="preserve">By the time it ended, what had happened at Emory between February and June was the longest documented somatic gestation in a brain-dead patient in the medical literature. There is essentially one prior case approaching its length — Germany, decades earlier, outcome unreported. The procedure was, in every way, unprecedented:</w:t>
+      </w:r>
+    </w:p>
+    <w:p>
+      <w:pPr>
+        <w:pStyle w:val="Compact"/>
+        <w:numPr>
+          <w:ilvl w:val="0"/>
+          <w:numId w:val="1008"/>
+        </w:numPr>
+      </w:pPr>
+      <w:r>
+        <w:t xml:space="preserve">There were no protocols.</w:t>
+      </w:r>
+    </w:p>
+    <w:p>
+      <w:pPr>
+        <w:pStyle w:val="Compact"/>
+        <w:numPr>
+          <w:ilvl w:val="0"/>
+          <w:numId w:val="1008"/>
+        </w:numPr>
+      </w:pPr>
+      <w:r>
+        <w:t xml:space="preserve">There was no advance directive guidance from the patient.</w:t>
+      </w:r>
+    </w:p>
+    <w:p>
+      <w:pPr>
+        <w:pStyle w:val="Compact"/>
+        <w:numPr>
+          <w:ilvl w:val="0"/>
+          <w:numId w:val="1008"/>
+        </w:numPr>
+      </w:pPr>
+      <w:r>
+        <w:t xml:space="preserve">There was no published institutional policy at Emory.</w:t>
+      </w:r>
+    </w:p>
+    <w:p>
+      <w:pPr>
+        <w:pStyle w:val="Compact"/>
+        <w:numPr>
+          <w:ilvl w:val="0"/>
+          <w:numId w:val="1008"/>
+        </w:numPr>
+      </w:pPr>
+      <w:r>
+        <w:t xml:space="preserve">There was no IRB review of the regimen.</w:t>
+      </w:r>
+    </w:p>
+    <w:p>
+      <w:pPr>
+        <w:pStyle w:val="FirstParagraph"/>
+      </w:pPr>
+      <w:r>
+        <w:t xml:space="preserve">There was a hospital lawyer reading an ambiguous statute. There was a family that was not given an option. The question Smith’s case raises is not whether anyone behaved illegally. The Attorney General said the hospital was not legally compelled. The question is what category of medical action the hospital was performing for four months, and what ethical rules apply to it.</w:t>
       </w:r>
     </w:p>
     <w:bookmarkEnd w:id="9"/>
@@ -548,7 +806,19 @@
         <w:pStyle w:val="FirstParagraph"/>
       </w:pPr>
       <w:r>
-        <w:t xml:space="preserve">To understand how the AG’s letter failed to change Emory’s behavior, three things have to be visible at once: the legal machinery that runs hospital decision-making in the post-</w:t>
+        <w:t xml:space="preserve">To understand how the AG’s letter failed to change Emory’s behavior, three things have to be visible at once:</w:t>
+      </w:r>
+    </w:p>
+    <w:p>
+      <w:pPr>
+        <w:pStyle w:val="Compact"/>
+        <w:numPr>
+          <w:ilvl w:val="0"/>
+          <w:numId w:val="1009"/>
+        </w:numPr>
+      </w:pPr>
+      <w:r>
+        <w:t xml:space="preserve">The legal machinery that runs hospital decision-making in the post-</w:t>
       </w:r>
       <w:r>
         <w:rPr>
@@ -561,7 +831,149 @@
         <w:t xml:space="preserve"> </w:t>
       </w:r>
       <w:r>
-        <w:t xml:space="preserve">environment, the people whose voices were not in the room when the decisions were made, and the actual nursing labor that the four-month interval consisted of.</w:t>
+        <w:t xml:space="preserve">environment.</w:t>
+      </w:r>
+    </w:p>
+    <w:p>
+      <w:pPr>
+        <w:pStyle w:val="Compact"/>
+        <w:numPr>
+          <w:ilvl w:val="0"/>
+          <w:numId w:val="1009"/>
+        </w:numPr>
+      </w:pPr>
+      <w:r>
+        <w:t xml:space="preserve">The people whose voices were not in the room when the decisions were made.</w:t>
+      </w:r>
+    </w:p>
+    <w:p>
+      <w:pPr>
+        <w:pStyle w:val="Compact"/>
+        <w:numPr>
+          <w:ilvl w:val="0"/>
+          <w:numId w:val="1009"/>
+        </w:numPr>
+      </w:pPr>
+      <w:r>
+        <w:t xml:space="preserve">The actual nursing labor that the four-month interval consisted of.</w:t>
+      </w:r>
+    </w:p>
+    <w:p>
+      <w:pPr>
+        <w:pStyle w:val="FirstParagraph"/>
+      </w:pPr>
+      <w:r>
+        <w:rPr>
+          <w:b/>
+          <w:bCs/>
+        </w:rPr>
+        <w:t xml:space="preserve">The legal machinery.</w:t>
+      </w:r>
+      <w:r>
+        <w:t xml:space="preserve"> </w:t>
+      </w:r>
+      <w:r>
+        <w:t xml:space="preserve">An attorney general’s opinion letter binds no county prosecutor. It creates no insurance defense. A hospital’s malpractice insurers do not underwrite the claim that</w:t>
+      </w:r>
+      <w:r>
+        <w:t xml:space="preserve"> </w:t>
+      </w:r>
+      <w:r>
+        <w:t xml:space="preserve">“the Attorney General said it was fine.”</w:t>
+      </w:r>
+      <w:r>
+        <w:t xml:space="preserve"> </w:t>
+      </w:r>
+      <w:r>
+        <w:t xml:space="preserve">The exposure picture for Emory’s lawyers looked like this:</w:t>
+      </w:r>
+    </w:p>
+    <w:p>
+      <w:pPr>
+        <w:pStyle w:val="Compact"/>
+        <w:numPr>
+          <w:ilvl w:val="0"/>
+          <w:numId w:val="1010"/>
+        </w:numPr>
+      </w:pPr>
+      <w:r>
+        <w:t xml:space="preserve">Individual physicians in Georgia face up to ten years in prison under the LIFE Act if a county prosecutor later decides they aided a prohibited act.</w:t>
+      </w:r>
+    </w:p>
+    <w:p>
+      <w:pPr>
+        <w:pStyle w:val="Compact"/>
+        <w:numPr>
+          <w:ilvl w:val="0"/>
+          <w:numId w:val="1010"/>
+        </w:numPr>
+      </w:pPr>
+      <w:r>
+        <w:t xml:space="preserve">The wrongful-death risk to the institution under the same statute’s personhood reading has no cap.</w:t>
+      </w:r>
+    </w:p>
+    <w:p>
+      <w:pPr>
+        <w:pStyle w:val="Compact"/>
+        <w:numPr>
+          <w:ilvl w:val="0"/>
+          <w:numId w:val="1010"/>
+        </w:numPr>
+      </w:pPr>
+      <w:r>
+        <w:t xml:space="preserve">The Alabama Supreme Court’s 2024</w:t>
+      </w:r>
+      <w:r>
+        <w:t xml:space="preserve"> </w:t>
+      </w:r>
+      <w:r>
+        <w:rPr>
+          <w:i/>
+          <w:iCs/>
+        </w:rPr>
+        <w:t xml:space="preserve">LePage</w:t>
+      </w:r>
+      <w:r>
+        <w:t xml:space="preserve"> </w:t>
+      </w:r>
+      <w:r>
+        <w:t xml:space="preserve">decision — frozen embryos as</w:t>
+      </w:r>
+      <w:r>
+        <w:t xml:space="preserve"> </w:t>
+      </w:r>
+      <w:r>
+        <w:t xml:space="preserve">“extrauterine children”</w:t>
+      </w:r>
+      <w:r>
+        <w:t xml:space="preserve"> </w:t>
+      </w:r>
+      <w:r>
+        <w:t xml:space="preserve">under the wrongful-death statute — is the same legal machinery running in the same direction.</w:t>
+      </w:r>
+    </w:p>
+    <w:p>
+      <w:pPr>
+        <w:pStyle w:val="FirstParagraph"/>
+      </w:pPr>
+      <w:r>
+        <w:t xml:space="preserve">Put those facts together. Fetal-personhood logic plus harsh civil and criminal exposure makes hospital lawyers read every ambiguity against the patient. The contrast with Damla Karsan’s choice in</w:t>
+      </w:r>
+      <w:r>
+        <w:t xml:space="preserve"> </w:t>
+      </w:r>
+      <w:r>
+        <w:rPr>
+          <w:i/>
+          <w:iCs/>
+        </w:rPr>
+        <w:t xml:space="preserve">Cox v. Texas</w:t>
+      </w:r>
+      <w:r>
+        <w:t xml:space="preserve"> </w:t>
+      </w:r>
+      <w:r>
+        <w:t xml:space="preserve">is exact and telling. Karsan put her own name on the lawsuit, knowing the criminal risk. She was a single physician acting on her own conscience. The Emory decision was made by an institution’s lawyers acting on its risk model. Same statute, different actor, opposite outcome.</w:t>
       </w:r>
     </w:p>
     <w:p>
@@ -569,60 +981,148 @@
         <w:pStyle w:val="BodyText"/>
       </w:pPr>
       <w:r>
-        <w:t xml:space="preserve">The legal machinery first. An attorney general’s opinion letter binds no county prosecutor and creates no insurance defense; a hospital’s malpractice and directors-and-officers carriers do not underwrite the claim that</w:t>
-      </w:r>
-      <w:r>
-        <w:t xml:space="preserve"> </w:t>
-      </w:r>
-      <w:r>
-        <w:t xml:space="preserve">“the Attorney General said it was fine.”</w:t>
-      </w:r>
-      <w:r>
-        <w:t xml:space="preserve"> </w:t>
-      </w:r>
-      <w:r>
-        <w:t xml:space="preserve">Individual physicians in Georgia face up to ten years’ incarceration under the LIFE Act if a county prosecutor decides, after the fact, that they aided a prohibited act. The wrongful-death exposure of the institution under the same statute’s personhood reading is uncapped. The Alabama Supreme Court’s 2024</w:t>
-      </w:r>
-      <w:r>
-        <w:t xml:space="preserve"> </w:t>
-      </w:r>
-      <w:r>
-        <w:rPr>
-          <w:i/>
-          <w:iCs/>
-        </w:rPr>
-        <w:t xml:space="preserve">LePage</w:t>
-      </w:r>
-      <w:r>
-        <w:t xml:space="preserve"> </w:t>
-      </w:r>
-      <w:r>
-        <w:t xml:space="preserve">decision — frozen embryos as</w:t>
-      </w:r>
-      <w:r>
-        <w:t xml:space="preserve"> </w:t>
-      </w:r>
-      <w:r>
-        <w:t xml:space="preserve">“extrauterine children”</w:t>
-      </w:r>
-      <w:r>
-        <w:t xml:space="preserve"> </w:t>
-      </w:r>
-      <w:r>
-        <w:t xml:space="preserve">under the wrongful-death statute — is the same legal machinery running in the same direction: fetal-personhood logic plus aggressive civil and criminal exposure produces hospital legal counsel that interprets every ambiguity against the patient. The contrast with Damla Karsan’s decision, in</w:t>
-      </w:r>
-      <w:r>
-        <w:t xml:space="preserve"> </w:t>
-      </w:r>
-      <w:r>
-        <w:rPr>
-          <w:i/>
-          <w:iCs/>
-        </w:rPr>
-        <w:t xml:space="preserve">Cox v. Texas</w:t>
-      </w:r>
-      <w:r>
-        <w:t xml:space="preserve">, to put her own name on the lawsuit knowing what the criminal exposure was, is exact and instructive. Karsan was a single physician acting on her own conscience. The Emory decision was made by an institution’s lawyers acting on its risk model. Same statute structure, different actor, opposite outcome.</w:t>
+        <w:rPr>
+          <w:b/>
+          <w:bCs/>
+        </w:rPr>
+        <w:t xml:space="preserve">The voices that were not in the room.</w:t>
+      </w:r>
+      <w:r>
+        <w:t xml:space="preserve"> </w:t>
+      </w:r>
+      <w:r>
+        <w:t xml:space="preserve">This is what relational autonomy was built to notice. Susan Sherwin’s question was developed for cases like this one:</w:t>
+      </w:r>
+      <w:r>
+        <w:t xml:space="preserve"> </w:t>
+      </w:r>
+      <w:r>
+        <w:rPr>
+          <w:i/>
+          <w:iCs/>
+        </w:rPr>
+        <w:t xml:space="preserve">who is in the room with her, who is not, and what conditions shape the choice that is being offered?</w:t>
+      </w:r>
+      <w:r>
+        <w:t xml:space="preserve"> </w:t>
+      </w:r>
+      <w:r>
+        <w:t xml:space="preserve">April Newkirk and the rest of Smith’s family were offered a single option. It was framed as legally required. It came from people whose institutional incentives ran in only one direction. They were not told two important things:</w:t>
+      </w:r>
+    </w:p>
+    <w:p>
+      <w:pPr>
+        <w:pStyle w:val="Compact"/>
+        <w:numPr>
+          <w:ilvl w:val="0"/>
+          <w:numId w:val="1011"/>
+        </w:numPr>
+      </w:pPr>
+      <w:r>
+        <w:t xml:space="preserve">The Attorney General would, weeks later, publicly reject the hospital’s reading.</w:t>
+      </w:r>
+    </w:p>
+    <w:p>
+      <w:pPr>
+        <w:pStyle w:val="Compact"/>
+        <w:numPr>
+          <w:ilvl w:val="0"/>
+          <w:numId w:val="1011"/>
+        </w:numPr>
+      </w:pPr>
+      <w:r>
+        <w:t xml:space="preserve">Prior precedent —</w:t>
+      </w:r>
+      <w:r>
+        <w:t xml:space="preserve"> </w:t>
+      </w:r>
+      <w:r>
+        <w:rPr>
+          <w:i/>
+          <w:iCs/>
+        </w:rPr>
+        <w:t xml:space="preserve">In re A.C.</w:t>
+      </w:r>
+      <w:r>
+        <w:t xml:space="preserve"> </w:t>
+      </w:r>
+      <w:r>
+        <w:t xml:space="preserve">(1990) and the Florida appellate court’s rejection of the order in</w:t>
+      </w:r>
+      <w:r>
+        <w:t xml:space="preserve"> </w:t>
+      </w:r>
+      <w:r>
+        <w:rPr>
+          <w:i/>
+          <w:iCs/>
+        </w:rPr>
+        <w:t xml:space="preserve">Burton</w:t>
+      </w:r>
+      <w:r>
+        <w:t xml:space="preserve"> </w:t>
+      </w:r>
+      <w:r>
+        <w:t xml:space="preserve">— settled that the modern professional consensus is to honor refusal</w:t>
+      </w:r>
+      <w:r>
+        <w:t xml:space="preserve"> </w:t>
+      </w:r>
+      <w:r>
+        <w:t xml:space="preserve">“in virtually all cases.”</w:t>
+      </w:r>
+    </w:p>
+    <w:p>
+      <w:pPr>
+        <w:pStyle w:val="FirstParagraph"/>
+      </w:pPr>
+      <w:r>
+        <w:t xml:space="preserve">That precedent presumed a living patient with capacity. Smith breaks the presumption. Under the doctrine, the family inherits the authority that</w:t>
+      </w:r>
+      <w:r>
+        <w:t xml:space="preserve"> </w:t>
+      </w:r>
+      <w:r>
+        <w:rPr>
+          <w:i/>
+          <w:iCs/>
+        </w:rPr>
+        <w:t xml:space="preserve">A.C.</w:t>
+      </w:r>
+      <w:r>
+        <w:t xml:space="preserve"> </w:t>
+      </w:r>
+      <w:r>
+        <w:t xml:space="preserve">and</w:t>
+      </w:r>
+      <w:r>
+        <w:t xml:space="preserve"> </w:t>
+      </w:r>
+      <w:r>
+        <w:rPr>
+          <w:i/>
+          <w:iCs/>
+        </w:rPr>
+        <w:t xml:space="preserve">Burton</w:t>
+      </w:r>
+      <w:r>
+        <w:t xml:space="preserve"> </w:t>
+      </w:r>
+      <w:r>
+        <w:t xml:space="preserve">protected. They exercised it. The hospital’s counsel overrode it. That override is not the conversation about autonomy that the post-</w:t>
+      </w:r>
+      <w:r>
+        <w:rPr>
+          <w:i/>
+          <w:iCs/>
+        </w:rPr>
+        <w:t xml:space="preserve">A.C.</w:t>
+      </w:r>
+      <w:r>
+        <w:t xml:space="preserve"> </w:t>
+      </w:r>
+      <w:r>
+        <w:t xml:space="preserve">doctrine had spent thirty-five years building.</w:t>
       </w:r>
     </w:p>
     <w:p>
@@ -630,120 +1130,129 @@
         <w:pStyle w:val="BodyText"/>
       </w:pPr>
       <w:r>
-        <w:t xml:space="preserve">The voices that were not in the room are what relational autonomy was built to notice. Susan Sherwin’s question —</w:t>
-      </w:r>
-      <w:r>
-        <w:t xml:space="preserve"> </w:t>
-      </w:r>
-      <w:r>
-        <w:rPr>
-          <w:i/>
-          <w:iCs/>
-        </w:rPr>
-        <w:t xml:space="preserve">who is in the room with her, who is not, and what conditions shape the choice that is being offered</w:t>
-      </w:r>
-      <w:r>
-        <w:t xml:space="preserve"> </w:t>
-      </w:r>
-      <w:r>
-        <w:t xml:space="preserve">— was developed for cases like this one. April Newkirk and the rest of Smith’s family were offered a single option, presented as legally compelled, by people whose institutional incentives ran in only one direction. They were not told that the Attorney General would, weeks later, publicly contradict the hospital’s reading. They were not told that prior precedent —</w:t>
-      </w:r>
-      <w:r>
-        <w:t xml:space="preserve"> </w:t>
-      </w:r>
-      <w:r>
-        <w:rPr>
-          <w:i/>
-          <w:iCs/>
-        </w:rPr>
-        <w:t xml:space="preserve">In re A.C.</w:t>
-      </w:r>
-      <w:r>
-        <w:t xml:space="preserve"> </w:t>
-      </w:r>
-      <w:r>
-        <w:t xml:space="preserve">(1990) and the Florida appellate court’s repudiation of the order in</w:t>
-      </w:r>
-      <w:r>
-        <w:t xml:space="preserve"> </w:t>
-      </w:r>
-      <w:r>
-        <w:rPr>
-          <w:i/>
-          <w:iCs/>
-        </w:rPr>
-        <w:t xml:space="preserve">Burton</w:t>
-      </w:r>
-      <w:r>
-        <w:t xml:space="preserve"> </w:t>
-      </w:r>
-      <w:r>
-        <w:t xml:space="preserve">— established that the modern professional consensus is to honor refusal</w:t>
-      </w:r>
-      <w:r>
-        <w:t xml:space="preserve"> </w:t>
-      </w:r>
-      <w:r>
-        <w:t xml:space="preserve">“in virtually all cases.”</w:t>
-      </w:r>
-      <w:r>
-        <w:t xml:space="preserve"> </w:t>
-      </w:r>
-      <w:r>
-        <w:t xml:space="preserve">That precedent presumed a living patient with capacity. Smith breaks the presumption. What the family inherits, under the doctrine, is the authority</w:t>
-      </w:r>
-      <w:r>
-        <w:t xml:space="preserve"> </w:t>
-      </w:r>
-      <w:r>
-        <w:rPr>
-          <w:i/>
-          <w:iCs/>
-        </w:rPr>
-        <w:t xml:space="preserve">A.C.</w:t>
-      </w:r>
-      <w:r>
-        <w:t xml:space="preserve"> </w:t>
-      </w:r>
-      <w:r>
-        <w:t xml:space="preserve">and</w:t>
-      </w:r>
-      <w:r>
-        <w:t xml:space="preserve"> </w:t>
-      </w:r>
-      <w:r>
-        <w:rPr>
-          <w:i/>
-          <w:iCs/>
-        </w:rPr>
-        <w:t xml:space="preserve">Burton</w:t>
-      </w:r>
-      <w:r>
-        <w:t xml:space="preserve"> </w:t>
-      </w:r>
-      <w:r>
-        <w:t xml:space="preserve">protected — and they exercised it. The hospital’s counsel overrode it. Whatever else one says about that override, it is not the conversation about autonomy that the post-</w:t>
-      </w:r>
-      <w:r>
-        <w:rPr>
-          <w:i/>
-          <w:iCs/>
-        </w:rPr>
-        <w:t xml:space="preserve">A.C.</w:t>
-      </w:r>
-      <w:r>
-        <w:t xml:space="preserve"> </w:t>
-      </w:r>
-      <w:r>
-        <w:t xml:space="preserve">doctrine had spent thirty-five years constructing.</w:t>
-      </w:r>
-    </w:p>
-    <w:p>
-      <w:pPr>
-        <w:pStyle w:val="BodyText"/>
-      </w:pPr>
-      <w:r>
-        <w:t xml:space="preserve">Finally, the bedside. The four-month interval consisted of intensive nursing care — ventilator management, tube feedings, pressure-injury prevention on a body that does not move, antibiotic management of the urinary-tract and respiratory infections that come with prolonged immobility, hormonal and electrolyte support of a pregnancy in a body whose endocrine signaling no longer originated from a living brain. Many of the nurses providing this care were Smith’s own former Emory colleagues. None of the interventions, in the dose and duration applied to her, has an evidence base. The same pattern that surrounds ordinary prescription medication in pregnancy — that roughly ninety-five percent of drugs in common use lack adequate pregnancy-specific safety data, because pregnant women were systematically excluded from the trials — extends here in a sharpened form: somatic gestation in a brain-dead patient has no evidence base because the practice was never studied, because no IRB ever approved a study, because no protocol was ever written. Four months of intensive care, in service of a fetus whose imaging raised concerns, using a regimen no one had tested. That is</w:t>
+        <w:rPr>
+          <w:b/>
+          <w:bCs/>
+        </w:rPr>
+        <w:t xml:space="preserve">The bedside.</w:t>
+      </w:r>
+      <w:r>
+        <w:t xml:space="preserve"> </w:t>
+      </w:r>
+      <w:r>
+        <w:t xml:space="preserve">The four-month interval consisted of intensive nursing care:</w:t>
+      </w:r>
+    </w:p>
+    <w:p>
+      <w:pPr>
+        <w:pStyle w:val="Compact"/>
+        <w:numPr>
+          <w:ilvl w:val="0"/>
+          <w:numId w:val="1012"/>
+        </w:numPr>
+      </w:pPr>
+      <w:r>
+        <w:t xml:space="preserve">Ventilator management.</w:t>
+      </w:r>
+    </w:p>
+    <w:p>
+      <w:pPr>
+        <w:pStyle w:val="Compact"/>
+        <w:numPr>
+          <w:ilvl w:val="0"/>
+          <w:numId w:val="1012"/>
+        </w:numPr>
+      </w:pPr>
+      <w:r>
+        <w:t xml:space="preserve">Tube feedings.</w:t>
+      </w:r>
+    </w:p>
+    <w:p>
+      <w:pPr>
+        <w:pStyle w:val="Compact"/>
+        <w:numPr>
+          <w:ilvl w:val="0"/>
+          <w:numId w:val="1012"/>
+        </w:numPr>
+      </w:pPr>
+      <w:r>
+        <w:t xml:space="preserve">Pressure-injury prevention on a body that does not move.</w:t>
+      </w:r>
+    </w:p>
+    <w:p>
+      <w:pPr>
+        <w:pStyle w:val="Compact"/>
+        <w:numPr>
+          <w:ilvl w:val="0"/>
+          <w:numId w:val="1012"/>
+        </w:numPr>
+      </w:pPr>
+      <w:r>
+        <w:t xml:space="preserve">Antibiotic management of the urinary-tract and respiratory infections that come with prolonged immobility.</w:t>
+      </w:r>
+    </w:p>
+    <w:p>
+      <w:pPr>
+        <w:pStyle w:val="Compact"/>
+        <w:numPr>
+          <w:ilvl w:val="0"/>
+          <w:numId w:val="1012"/>
+        </w:numPr>
+      </w:pPr>
+      <w:r>
+        <w:t xml:space="preserve">Hormonal and electrolyte support of a pregnancy in a body whose endocrine signaling no longer originated from a living brain.</w:t>
+      </w:r>
+    </w:p>
+    <w:p>
+      <w:pPr>
+        <w:pStyle w:val="FirstParagraph"/>
+      </w:pPr>
+      <w:r>
+        <w:t xml:space="preserve">Many of the nurses providing this care were Smith’s own former Emory colleagues. None of the interventions, in the dose and duration applied to her, has an evidence base. The same pattern shows up in ordinary prescription medication in pregnancy. Roughly ninety-five percent of drugs in common use lack adequate pregnancy-specific safety data. The reason: pregnant women were systematically excluded from the trials. The Smith case extends that pattern in a sharpened form. Somatic gestation in a brain-dead patient has no evidence base for three connected reasons:</w:t>
+      </w:r>
+    </w:p>
+    <w:p>
+      <w:pPr>
+        <w:pStyle w:val="Compact"/>
+        <w:numPr>
+          <w:ilvl w:val="0"/>
+          <w:numId w:val="1013"/>
+        </w:numPr>
+      </w:pPr>
+      <w:r>
+        <w:t xml:space="preserve">The practice was never studied.</w:t>
+      </w:r>
+    </w:p>
+    <w:p>
+      <w:pPr>
+        <w:pStyle w:val="Compact"/>
+        <w:numPr>
+          <w:ilvl w:val="0"/>
+          <w:numId w:val="1013"/>
+        </w:numPr>
+      </w:pPr>
+      <w:r>
+        <w:t xml:space="preserve">No IRB ever approved a study.</w:t>
+      </w:r>
+    </w:p>
+    <w:p>
+      <w:pPr>
+        <w:pStyle w:val="Compact"/>
+        <w:numPr>
+          <w:ilvl w:val="0"/>
+          <w:numId w:val="1013"/>
+        </w:numPr>
+      </w:pPr>
+      <w:r>
+        <w:t xml:space="preserve">No protocol was ever written.</w:t>
+      </w:r>
+    </w:p>
+    <w:p>
+      <w:pPr>
+        <w:pStyle w:val="FirstParagraph"/>
+      </w:pPr>
+      <w:r>
+        <w:t xml:space="preserve">Four months of intensive care, in service of a fetus whose imaging raised concerns, using a regimen no one had tested. That is</w:t>
       </w:r>
       <w:r>
         <w:t xml:space="preserve"> </w:t>
@@ -777,7 +1286,43 @@
         <w:pStyle w:val="FirstParagraph"/>
       </w:pPr>
       <w:r>
-        <w:t xml:space="preserve">Smith’s case is unusual in modern bioethics for producing four sharply distinct philosophical moves rather than the usual two. Most cases at this level admit a dominant frame and a principal objection. Smith admits at least four — a hospital risk-management argument, a statutory-interpretation reply, a</w:t>
+        <w:t xml:space="preserve">Smith’s case is unusual in modern bioethics. Most cases at this level have a dominant frame and a single main objection. Smith produces four sharply distinct moves:</w:t>
+      </w:r>
+    </w:p>
+    <w:p>
+      <w:pPr>
+        <w:pStyle w:val="Compact"/>
+        <w:numPr>
+          <w:ilvl w:val="0"/>
+          <w:numId w:val="1014"/>
+        </w:numPr>
+      </w:pPr>
+      <w:r>
+        <w:t xml:space="preserve">A hospital risk-management argument.</w:t>
+      </w:r>
+    </w:p>
+    <w:p>
+      <w:pPr>
+        <w:pStyle w:val="Compact"/>
+        <w:numPr>
+          <w:ilvl w:val="0"/>
+          <w:numId w:val="1014"/>
+        </w:numPr>
+      </w:pPr>
+      <w:r>
+        <w:t xml:space="preserve">A statutory-interpretation reply.</w:t>
+      </w:r>
+    </w:p>
+    <w:p>
+      <w:pPr>
+        <w:pStyle w:val="Compact"/>
+        <w:numPr>
+          <w:ilvl w:val="0"/>
+          <w:numId w:val="1014"/>
+        </w:numPr>
+      </w:pPr>
+      <w:r>
+        <w:t xml:space="preserve">A</w:t>
       </w:r>
       <w:r>
         <w:t xml:space="preserve"> </w:t>
@@ -793,7 +1338,27 @@
         <w:t xml:space="preserve"> </w:t>
       </w:r>
       <w:r>
-        <w:t xml:space="preserve">objection from the philosophy of postmortem pregnancy, and Caplan’s reframing of the whole thing as unconsented human research. The fifth move, the contemporary one, is empirical and concerns who absorbs the ambiguity when these four positions disagree.</w:t>
+        <w:t xml:space="preserve">objection from the philosophy of postmortem pregnancy.</w:t>
+      </w:r>
+    </w:p>
+    <w:p>
+      <w:pPr>
+        <w:pStyle w:val="Compact"/>
+        <w:numPr>
+          <w:ilvl w:val="0"/>
+          <w:numId w:val="1014"/>
+        </w:numPr>
+      </w:pPr>
+      <w:r>
+        <w:t xml:space="preserve">Caplan’s reframing of the whole thing as unconsented human research.</w:t>
+      </w:r>
+    </w:p>
+    <w:p>
+      <w:pPr>
+        <w:pStyle w:val="FirstParagraph"/>
+      </w:pPr>
+      <w:r>
+        <w:t xml:space="preserve">A fifth move is empirical. It asks who absorbs the ambiguity when these four positions disagree.</w:t>
       </w:r>
     </w:p>
     <w:bookmarkStart w:id="11" w:name="the-hospitals-argument"/>
@@ -830,7 +1395,7 @@
         <w:pStyle w:val="Compact"/>
         <w:numPr>
           <w:ilvl w:val="0"/>
-          <w:numId w:val="1002"/>
+          <w:numId w:val="1015"/>
         </w:numPr>
       </w:pPr>
       <w:r>
@@ -842,7 +1407,7 @@
         <w:pStyle w:val="Compact"/>
         <w:numPr>
           <w:ilvl w:val="0"/>
-          <w:numId w:val="1002"/>
+          <w:numId w:val="1015"/>
         </w:numPr>
       </w:pPr>
       <w:r>
@@ -870,7 +1435,7 @@
         <w:pStyle w:val="Compact"/>
         <w:numPr>
           <w:ilvl w:val="0"/>
-          <w:numId w:val="1002"/>
+          <w:numId w:val="1015"/>
         </w:numPr>
       </w:pPr>
       <w:r>
@@ -882,7 +1447,7 @@
         <w:pStyle w:val="Compact"/>
         <w:numPr>
           <w:ilvl w:val="0"/>
-          <w:numId w:val="1002"/>
+          <w:numId w:val="1015"/>
         </w:numPr>
       </w:pPr>
       <w:r>
@@ -894,7 +1459,7 @@
         <w:pStyle w:val="FirstParagraph"/>
       </w:pPr>
       <w:r>
-        <w:t xml:space="preserve">The single disputed premise is the third — the institutional risk-management move that allows hospital legal counsel to do the work the statute does not. It is the premise the AG’s letter directly contests. It is also the premise that turns out to do most of the actual operational work in post-</w:t>
+        <w:t xml:space="preserve">The single disputed premise is the third. This is the institutional risk move that lets hospital lawyers do the work the statute does not. It is the premise the AG’s letter directly contests. It is also the premise that turns out to do most of the real work in post-</w:t>
       </w:r>
       <w:r>
         <w:rPr>
@@ -945,7 +1510,7 @@
         <w:pStyle w:val="Compact"/>
         <w:numPr>
           <w:ilvl w:val="0"/>
-          <w:numId w:val="1003"/>
+          <w:numId w:val="1016"/>
         </w:numPr>
       </w:pPr>
       <w:r>
@@ -986,7 +1551,7 @@
         <w:pStyle w:val="Compact"/>
         <w:numPr>
           <w:ilvl w:val="0"/>
-          <w:numId w:val="1003"/>
+          <w:numId w:val="1016"/>
         </w:numPr>
       </w:pPr>
       <w:r>
@@ -998,7 +1563,7 @@
         <w:pStyle w:val="Compact"/>
         <w:numPr>
           <w:ilvl w:val="0"/>
-          <w:numId w:val="1003"/>
+          <w:numId w:val="1016"/>
         </w:numPr>
       </w:pPr>
       <w:r>
@@ -1010,7 +1575,7 @@
         <w:pStyle w:val="FirstParagraph"/>
       </w:pPr>
       <w:r>
-        <w:t xml:space="preserve">The soft spot in this reply is not its legal reasoning, which appears to be correct, but its assumption that the</w:t>
+        <w:t xml:space="preserve">The soft spot in this reply is not its legal reasoning, which appears to be correct. It is the reply’s hidden assumption: that the</w:t>
       </w:r>
       <w:r>
         <w:t xml:space="preserve"> </w:t>
@@ -1042,7 +1607,7 @@
         <w:t xml:space="preserve"> </w:t>
       </w:r>
       <w:r>
-        <w:t xml:space="preserve">question. The hospital’s lawyers were not asking what the AG believed the LIFE Act required. They were asking what an aggressive prosecutor — or a wrongful-death civil plaintiff — might persuade a Georgia jury that it required. Those are different questions, and the gap between them is what produced the four-month interval.</w:t>
+        <w:t xml:space="preserve">question. The hospital’s lawyers were not asking what the AG believed the LIFE Act required. They were asking a different question. What could an aggressive prosecutor — or a wrongful-death plaintiff — persuade a Georgia jury that it required? The gap between those two questions is what produced the four-month interval.</w:t>
       </w:r>
     </w:p>
     <w:bookmarkEnd w:id="12"/>
@@ -1060,7 +1625,7 @@
         <w:pStyle w:val="FirstParagraph"/>
       </w:pPr>
       <w:r>
-        <w:t xml:space="preserve">Whatever the law said or did not say, what Emory did is the kind of thing the rest of medicine has long forbidden. The philosopher Hilde Lindemann Nelson, writing about postmortem pregnancy in</w:t>
+        <w:t xml:space="preserve">Whatever the law said or did not say, what Emory did is the kind of thing the rest of medicine has long forbidden. The philosopher Hilde Lindemann Nelson wrote about postmortem pregnancy in</w:t>
       </w:r>
       <w:r>
         <w:t xml:space="preserve"> </w:t>
@@ -1076,7 +1641,7 @@
         <w:t xml:space="preserve"> </w:t>
       </w:r>
       <w:r>
-        <w:t xml:space="preserve">in 1994, gave the principle its sharpest form:</w:t>
+        <w:t xml:space="preserve">in 1994. She gave the principle its sharpest form:</w:t>
       </w:r>
       <w:r>
         <w:t xml:space="preserve"> </w:t>
@@ -1126,7 +1691,7 @@
         <w:pStyle w:val="Compact"/>
         <w:numPr>
           <w:ilvl w:val="0"/>
-          <w:numId w:val="1004"/>
+          <w:numId w:val="1017"/>
         </w:numPr>
       </w:pPr>
       <w:r>
@@ -1138,7 +1703,7 @@
         <w:pStyle w:val="Compact"/>
         <w:numPr>
           <w:ilvl w:val="0"/>
-          <w:numId w:val="1004"/>
+          <w:numId w:val="1017"/>
         </w:numPr>
       </w:pPr>
       <w:r>
@@ -1150,7 +1715,7 @@
         <w:pStyle w:val="Compact"/>
         <w:numPr>
           <w:ilvl w:val="0"/>
-          <w:numId w:val="1004"/>
+          <w:numId w:val="1017"/>
         </w:numPr>
       </w:pPr>
       <w:r>
@@ -1178,7 +1743,39 @@
         <w:t xml:space="preserve"> </w:t>
       </w:r>
       <w:r>
-        <w:t xml:space="preserve">requires consent for the use of a dead body even when third-party interests are powerful, even when organ recipients on transplant waiting lists are dying, even when the social benefit of an autopsy or a teaching session is enormous. Smith’s case is the one place where that requirement collapsed.</w:t>
+        <w:t xml:space="preserve">requires consent to use a dead body even when third-party interests are powerful:</w:t>
+      </w:r>
+    </w:p>
+    <w:p>
+      <w:pPr>
+        <w:pStyle w:val="Compact"/>
+        <w:numPr>
+          <w:ilvl w:val="0"/>
+          <w:numId w:val="1018"/>
+        </w:numPr>
+      </w:pPr>
+      <w:r>
+        <w:t xml:space="preserve">Even when organ recipients on transplant waiting lists are dying.</w:t>
+      </w:r>
+    </w:p>
+    <w:p>
+      <w:pPr>
+        <w:pStyle w:val="Compact"/>
+        <w:numPr>
+          <w:ilvl w:val="0"/>
+          <w:numId w:val="1018"/>
+        </w:numPr>
+      </w:pPr>
+      <w:r>
+        <w:t xml:space="preserve">Even when the social benefit of an autopsy or a teaching session is enormous.</w:t>
+      </w:r>
+    </w:p>
+    <w:p>
+      <w:pPr>
+        <w:pStyle w:val="FirstParagraph"/>
+      </w:pPr>
+      <w:r>
+        <w:t xml:space="preserve">Smith’s case is the one place where that requirement collapsed.</w:t>
       </w:r>
     </w:p>
     <w:bookmarkEnd w:id="13"/>
@@ -1196,7 +1793,7 @@
         <w:pStyle w:val="FirstParagraph"/>
       </w:pPr>
       <w:r>
-        <w:t xml:space="preserve">The fourth move is the most original, and for a nursing-student audience it may be the most useful. Arthur Caplan, writing in</w:t>
+        <w:t xml:space="preserve">The fourth move is the most original. For a nursing-student audience, it may be the most useful. Arthur Caplan, writing in</w:t>
       </w:r>
       <w:r>
         <w:t xml:space="preserve"> </w:t>
@@ -1261,7 +1858,7 @@
         <w:t xml:space="preserve"> </w:t>
       </w:r>
       <w:r>
-        <w:t xml:space="preserve">four-month somatic gestation in a brain-dead patient occupies. Caplan’s answer: it is not treatment at all.</w:t>
+        <w:t xml:space="preserve">four-month somatic gestation in a brain-dead patient really is. Caplan’s answer: it is not treatment at all.</w:t>
       </w:r>
     </w:p>
     <w:p>
@@ -1281,7 +1878,7 @@
         <w:pStyle w:val="Compact"/>
         <w:numPr>
           <w:ilvl w:val="0"/>
-          <w:numId w:val="1005"/>
+          <w:numId w:val="1019"/>
         </w:numPr>
       </w:pPr>
       <w:r>
@@ -1322,7 +1919,7 @@
         <w:pStyle w:val="Compact"/>
         <w:numPr>
           <w:ilvl w:val="0"/>
-          <w:numId w:val="1005"/>
+          <w:numId w:val="1019"/>
         </w:numPr>
       </w:pPr>
       <w:r>
@@ -1334,7 +1931,7 @@
         <w:pStyle w:val="Compact"/>
         <w:numPr>
           <w:ilvl w:val="0"/>
-          <w:numId w:val="1005"/>
+          <w:numId w:val="1019"/>
         </w:numPr>
       </w:pPr>
       <w:r>
@@ -1346,7 +1943,7 @@
         <w:pStyle w:val="Compact"/>
         <w:numPr>
           <w:ilvl w:val="0"/>
-          <w:numId w:val="1005"/>
+          <w:numId w:val="1019"/>
         </w:numPr>
       </w:pPr>
       <w:r>
@@ -1371,7 +1968,7 @@
         <w:pStyle w:val="FirstParagraph"/>
       </w:pPr>
       <w:r>
-        <w:t xml:space="preserve">This move opens onto the research-ethics framework that students saw earlier in the course. The framework included the</w:t>
+        <w:t xml:space="preserve">This move opens onto the research-ethics framework students saw earlier in the course. That framework included the</w:t>
       </w:r>
       <w:r>
         <w:t xml:space="preserve"> </w:t>
@@ -1387,7 +1984,7 @@
         <w:t xml:space="preserve"> </w:t>
       </w:r>
       <w:r>
-        <w:t xml:space="preserve">— the tendency of patients to mistake research for personalized treatment. In Smith’s case the misconception ran in the opposite direction. The hospital framed an experimental procedure as ordinary obstetric care, which kept the family from ever being asked the question they would have been asked at an IRB:</w:t>
+        <w:t xml:space="preserve">— the tendency of patients to mistake research for personalized treatment. In Smith’s case, the misconception ran in the opposite direction. The hospital framed an experimental procedure as ordinary obstetric care. That framing kept the family from ever being asked the question they would have been asked at an IRB:</w:t>
       </w:r>
       <w:r>
         <w:t xml:space="preserve"> </w:t>
@@ -1411,7 +2008,51 @@
         <w:pStyle w:val="BodyText"/>
       </w:pPr>
       <w:r>
-        <w:t xml:space="preserve">The vulnerability framework returns here too. A brain-dead patient is the limit case of vulnerable subject — incapable of consent, incapable of withdrawing, incapable of objecting. Subjecting such a patient to a four-month experimental regimen without surrogate authorization is a research-ethics violation of an order that has not been seen in American medicine since the post-Tuskegee reforms of the 1970s.</w:t>
+        <w:t xml:space="preserve">The vulnerability framework returns here too. A brain-dead patient is the limit case of vulnerable subject:</w:t>
+      </w:r>
+    </w:p>
+    <w:p>
+      <w:pPr>
+        <w:pStyle w:val="Compact"/>
+        <w:numPr>
+          <w:ilvl w:val="0"/>
+          <w:numId w:val="1020"/>
+        </w:numPr>
+      </w:pPr>
+      <w:r>
+        <w:t xml:space="preserve">Incapable of consent.</w:t>
+      </w:r>
+    </w:p>
+    <w:p>
+      <w:pPr>
+        <w:pStyle w:val="Compact"/>
+        <w:numPr>
+          <w:ilvl w:val="0"/>
+          <w:numId w:val="1020"/>
+        </w:numPr>
+      </w:pPr>
+      <w:r>
+        <w:t xml:space="preserve">Incapable of withdrawing.</w:t>
+      </w:r>
+    </w:p>
+    <w:p>
+      <w:pPr>
+        <w:pStyle w:val="Compact"/>
+        <w:numPr>
+          <w:ilvl w:val="0"/>
+          <w:numId w:val="1020"/>
+        </w:numPr>
+      </w:pPr>
+      <w:r>
+        <w:t xml:space="preserve">Incapable of objecting.</w:t>
+      </w:r>
+    </w:p>
+    <w:p>
+      <w:pPr>
+        <w:pStyle w:val="FirstParagraph"/>
+      </w:pPr>
+      <w:r>
+        <w:t xml:space="preserve">Subjecting such a patient to a four-month experimental regimen without surrogate consent is a research-ethics violation of an order not seen in American medicine since the post-Tuskegee reforms of the 1970s.</w:t>
       </w:r>
     </w:p>
     <w:bookmarkEnd w:id="14"/>
@@ -1429,7 +2070,7 @@
         <w:pStyle w:val="FirstParagraph"/>
       </w:pPr>
       <w:r>
-        <w:t xml:space="preserve">The fifth move is empirical and concerns who, in practice, absorbs the cost of statutes whose enforcement is uncertain. The Georgia LIFE Act is, on its face, race-neutral. The outcomes it produces are not.</w:t>
+        <w:t xml:space="preserve">The fifth move is empirical. It asks who, in practice, absorbs the cost of statutes whose enforcement is uncertain. The Georgia LIFE Act is, on its face, race-neutral. The outcomes it produces are not.</w:t>
       </w:r>
     </w:p>
     <w:p>
@@ -1437,7 +2078,7 @@
         <w:pStyle w:val="BodyText"/>
       </w:pPr>
       <w:r>
-        <w:t xml:space="preserve">Adriana Smith was Black. Emory University Hospital Midtown serves a substantially Black patient population. The hospitals in Georgia that operate under the same statute but serve wealthier, whiter patient populations have not, to date, produced a comparable case. The civil-rights organization SisterSong, which had been the lead plaintiff in earlier litigation against the LIFE Act, responded to Smith’s case by building an altar called</w:t>
+        <w:t xml:space="preserve">Adriana Smith was Black. Emory University Hospital Midtown serves a substantially Black patient population. Hospitals in Georgia that operate under the same statute but serve wealthier, whiter patient populations have not, to date, produced a comparable case. The civil-rights organization SisterSong had been the lead plaintiff in earlier litigation against the LIFE Act. They responded to Smith’s case by building an altar called</w:t>
       </w:r>
       <w:r>
         <w:t xml:space="preserve"> </w:t>
@@ -1479,7 +2120,7 @@
         <w:t xml:space="preserve"> </w:t>
       </w:r>
       <w:r>
-        <w:t xml:space="preserve">nearly thirty years earlier: the reproductive choices of Black women — and, here, the disposition of a Black woman’s body after death — are the choices American medicine has been most willing to override</w:t>
+        <w:t xml:space="preserve">nearly thirty years earlier. The reproductive choices of Black women — and, here, the disposition of a Black woman’s body after death — are the choices American medicine has been most willing to override</w:t>
       </w:r>
       <w:r>
         <w:t xml:space="preserve"> </w:t>
@@ -1507,7 +2148,7 @@
         <w:pStyle w:val="BodyText"/>
       </w:pPr>
       <w:r>
-        <w:t xml:space="preserve">Mary Ziegler, in interviews after Carr’s letter became public, drew the structural point: post-</w:t>
+        <w:t xml:space="preserve">Mary Ziegler, in interviews after Carr’s letter became public, drew the structural point. Post-</w:t>
       </w:r>
       <w:r>
         <w:rPr>
@@ -1520,7 +2161,39 @@
         <w:t xml:space="preserve"> </w:t>
       </w:r>
       <w:r>
-        <w:t xml:space="preserve">medicine routinely involves hospital lawyers reading ambiguous statutes against the most aggressive interpretation a prosecutor might offer. That reading is not random. The hospitals most willing to make conservative interpretive moves are the hospitals with the fewest resources to absorb litigation risk — public-payer-heavy hospitals serving low-income communities. The hospitals serving wealthier, whiter patient populations have more freedom to interpret ambiguity in the patient’s favor. The same statute therefore produces different outcomes depending on whose body it lands on.</w:t>
+        <w:t xml:space="preserve">medicine routinely involves hospital lawyers reading ambiguous statutes against the most aggressive reading a prosecutor might offer. That reading is not random:</w:t>
+      </w:r>
+    </w:p>
+    <w:p>
+      <w:pPr>
+        <w:pStyle w:val="Compact"/>
+        <w:numPr>
+          <w:ilvl w:val="0"/>
+          <w:numId w:val="1021"/>
+        </w:numPr>
+      </w:pPr>
+      <w:r>
+        <w:t xml:space="preserve">Hospitals most willing to make conservative interpretive moves are the hospitals with the fewest resources to absorb litigation risk — public-payer-heavy hospitals serving low-income communities.</w:t>
+      </w:r>
+    </w:p>
+    <w:p>
+      <w:pPr>
+        <w:pStyle w:val="Compact"/>
+        <w:numPr>
+          <w:ilvl w:val="0"/>
+          <w:numId w:val="1021"/>
+        </w:numPr>
+      </w:pPr>
+      <w:r>
+        <w:t xml:space="preserve">Hospitals serving wealthier, whiter patient populations have more freedom to interpret ambiguity in the patient’s favor.</w:t>
+      </w:r>
+    </w:p>
+    <w:p>
+      <w:pPr>
+        <w:pStyle w:val="FirstParagraph"/>
+      </w:pPr>
+      <w:r>
+        <w:t xml:space="preserve">The same statute therefore produces different outcomes depending on whose body it lands on.</w:t>
       </w:r>
     </w:p>
     <w:p>
@@ -1528,7 +2201,51 @@
         <w:pStyle w:val="BodyText"/>
       </w:pPr>
       <w:r>
-        <w:t xml:space="preserve">The sharpened question Smith’s case leaves open is not whether any of the four arguments above is right. It is whether the legal architecture that produced the case — a fetal-personhood statute, an ambiguous criminal exposure, and a hospital legal department deciding which way to read it — is one that the rest of American medicine can live with in cases yet to come. The case is recent enough that the answer is unsettled. It will not stay unsettled for long.</w:t>
+        <w:t xml:space="preserve">The sharpened question Smith’s case leaves open is not whether any of the four arguments above is right. It is whether the legal architecture that produced the case is one that the rest of American medicine can live with in cases yet to come. That architecture has three parts:</w:t>
+      </w:r>
+    </w:p>
+    <w:p>
+      <w:pPr>
+        <w:pStyle w:val="Compact"/>
+        <w:numPr>
+          <w:ilvl w:val="0"/>
+          <w:numId w:val="1022"/>
+        </w:numPr>
+      </w:pPr>
+      <w:r>
+        <w:t xml:space="preserve">A fetal-personhood statute.</w:t>
+      </w:r>
+    </w:p>
+    <w:p>
+      <w:pPr>
+        <w:pStyle w:val="Compact"/>
+        <w:numPr>
+          <w:ilvl w:val="0"/>
+          <w:numId w:val="1022"/>
+        </w:numPr>
+      </w:pPr>
+      <w:r>
+        <w:t xml:space="preserve">An ambiguous criminal exposure.</w:t>
+      </w:r>
+    </w:p>
+    <w:p>
+      <w:pPr>
+        <w:pStyle w:val="Compact"/>
+        <w:numPr>
+          <w:ilvl w:val="0"/>
+          <w:numId w:val="1022"/>
+        </w:numPr>
+      </w:pPr>
+      <w:r>
+        <w:t xml:space="preserve">A hospital legal department deciding which way to read it.</w:t>
+      </w:r>
+    </w:p>
+    <w:p>
+      <w:pPr>
+        <w:pStyle w:val="FirstParagraph"/>
+      </w:pPr>
+      <w:r>
+        <w:t xml:space="preserve">The case is recent enough that the answer is unsettled. It will not stay unsettled for long.</w:t>
       </w:r>
     </w:p>
     <w:bookmarkEnd w:id="15"/>
@@ -1546,7 +2263,7 @@
       <w:pPr>
         <w:numPr>
           <w:ilvl w:val="0"/>
-          <w:numId w:val="1006"/>
+          <w:numId w:val="1023"/>
         </w:numPr>
       </w:pPr>
       <w:r>
@@ -1637,7 +2354,7 @@
       <w:pPr>
         <w:numPr>
           <w:ilvl w:val="0"/>
-          <w:numId w:val="1006"/>
+          <w:numId w:val="1023"/>
         </w:numPr>
       </w:pPr>
       <w:r>
@@ -1686,7 +2403,7 @@
       <w:pPr>
         <w:numPr>
           <w:ilvl w:val="0"/>
-          <w:numId w:val="1006"/>
+          <w:numId w:val="1023"/>
         </w:numPr>
       </w:pPr>
       <w:r>
@@ -1697,7 +2414,7 @@
       <w:pPr>
         <w:numPr>
           <w:ilvl w:val="0"/>
-          <w:numId w:val="1006"/>
+          <w:numId w:val="1023"/>
         </w:numPr>
       </w:pPr>
       <w:r>
@@ -1720,7 +2437,7 @@
       <w:pPr>
         <w:numPr>
           <w:ilvl w:val="0"/>
-          <w:numId w:val="1006"/>
+          <w:numId w:val="1023"/>
         </w:numPr>
       </w:pPr>
       <w:r>
@@ -1758,7 +2475,7 @@
         <w:pStyle w:val="Compact"/>
         <w:numPr>
           <w:ilvl w:val="0"/>
-          <w:numId w:val="1007"/>
+          <w:numId w:val="1024"/>
         </w:numPr>
       </w:pPr>
       <w:r>
@@ -1789,7 +2506,7 @@
         <w:pStyle w:val="Compact"/>
         <w:numPr>
           <w:ilvl w:val="0"/>
-          <w:numId w:val="1007"/>
+          <w:numId w:val="1024"/>
         </w:numPr>
       </w:pPr>
       <w:r>
@@ -1839,7 +2556,7 @@
         <w:pStyle w:val="Compact"/>
         <w:numPr>
           <w:ilvl w:val="0"/>
-          <w:numId w:val="1007"/>
+          <w:numId w:val="1024"/>
         </w:numPr>
       </w:pPr>
       <w:r>
@@ -1867,7 +2584,7 @@
         <w:pStyle w:val="Compact"/>
         <w:numPr>
           <w:ilvl w:val="0"/>
-          <w:numId w:val="1007"/>
+          <w:numId w:val="1024"/>
         </w:numPr>
       </w:pPr>
       <w:r>
@@ -1895,7 +2612,7 @@
         <w:pStyle w:val="Compact"/>
         <w:numPr>
           <w:ilvl w:val="0"/>
-          <w:numId w:val="1007"/>
+          <w:numId w:val="1024"/>
         </w:numPr>
       </w:pPr>
       <w:r>
@@ -2407,6 +3124,42 @@
     <w:abstractNumId w:val="991"/>
   </w:num>
   <w:num w:numId="1002">
+    <w:abstractNumId w:val="991"/>
+  </w:num>
+  <w:num w:numId="1003">
+    <w:abstractNumId w:val="991"/>
+  </w:num>
+  <w:num w:numId="1004">
+    <w:abstractNumId w:val="991"/>
+  </w:num>
+  <w:num w:numId="1005">
+    <w:abstractNumId w:val="991"/>
+  </w:num>
+  <w:num w:numId="1006">
+    <w:abstractNumId w:val="991"/>
+  </w:num>
+  <w:num w:numId="1007">
+    <w:abstractNumId w:val="991"/>
+  </w:num>
+  <w:num w:numId="1008">
+    <w:abstractNumId w:val="991"/>
+  </w:num>
+  <w:num w:numId="1009">
+    <w:abstractNumId w:val="991"/>
+  </w:num>
+  <w:num w:numId="1010">
+    <w:abstractNumId w:val="991"/>
+  </w:num>
+  <w:num w:numId="1011">
+    <w:abstractNumId w:val="991"/>
+  </w:num>
+  <w:num w:numId="1012">
+    <w:abstractNumId w:val="991"/>
+  </w:num>
+  <w:num w:numId="1013">
+    <w:abstractNumId w:val="991"/>
+  </w:num>
+  <w:num w:numId="1014">
     <w:abstractNumId w:val="99411"/>
     <w:lvlOverride w:ilvl="0">
       <w:startOverride w:val="1"/>
@@ -2436,7 +3189,7 @@
       <w:startOverride w:val="1"/>
     </w:lvlOverride>
   </w:num>
-  <w:num w:numId="1003">
+  <w:num w:numId="1015">
     <w:abstractNumId w:val="99411"/>
     <w:lvlOverride w:ilvl="0">
       <w:startOverride w:val="1"/>
@@ -2466,7 +3219,7 @@
       <w:startOverride w:val="1"/>
     </w:lvlOverride>
   </w:num>
-  <w:num w:numId="1004">
+  <w:num w:numId="1016">
     <w:abstractNumId w:val="99411"/>
     <w:lvlOverride w:ilvl="0">
       <w:startOverride w:val="1"/>
@@ -2496,7 +3249,7 @@
       <w:startOverride w:val="1"/>
     </w:lvlOverride>
   </w:num>
-  <w:num w:numId="1005">
+  <w:num w:numId="1017">
     <w:abstractNumId w:val="99411"/>
     <w:lvlOverride w:ilvl="0">
       <w:startOverride w:val="1"/>
@@ -2526,7 +3279,10 @@
       <w:startOverride w:val="1"/>
     </w:lvlOverride>
   </w:num>
-  <w:num w:numId="1006">
+  <w:num w:numId="1018">
+    <w:abstractNumId w:val="991"/>
+  </w:num>
+  <w:num w:numId="1019">
     <w:abstractNumId w:val="99411"/>
     <w:lvlOverride w:ilvl="0">
       <w:startOverride w:val="1"/>
@@ -2556,7 +3312,46 @@
       <w:startOverride w:val="1"/>
     </w:lvlOverride>
   </w:num>
-  <w:num w:numId="1007">
+  <w:num w:numId="1020">
+    <w:abstractNumId w:val="991"/>
+  </w:num>
+  <w:num w:numId="1021">
+    <w:abstractNumId w:val="991"/>
+  </w:num>
+  <w:num w:numId="1022">
+    <w:abstractNumId w:val="991"/>
+  </w:num>
+  <w:num w:numId="1023">
+    <w:abstractNumId w:val="99411"/>
+    <w:lvlOverride w:ilvl="0">
+      <w:startOverride w:val="1"/>
+    </w:lvlOverride>
+    <w:lvlOverride w:ilvl="1">
+      <w:startOverride w:val="1"/>
+    </w:lvlOverride>
+    <w:lvlOverride w:ilvl="2">
+      <w:startOverride w:val="1"/>
+    </w:lvlOverride>
+    <w:lvlOverride w:ilvl="3">
+      <w:startOverride w:val="1"/>
+    </w:lvlOverride>
+    <w:lvlOverride w:ilvl="4">
+      <w:startOverride w:val="1"/>
+    </w:lvlOverride>
+    <w:lvlOverride w:ilvl="5">
+      <w:startOverride w:val="1"/>
+    </w:lvlOverride>
+    <w:lvlOverride w:ilvl="6">
+      <w:startOverride w:val="1"/>
+    </w:lvlOverride>
+    <w:lvlOverride w:ilvl="7">
+      <w:startOverride w:val="1"/>
+    </w:lvlOverride>
+    <w:lvlOverride w:ilvl="8">
+      <w:startOverride w:val="1"/>
+    </w:lvlOverride>
+  </w:num>
+  <w:num w:numId="1024">
     <w:abstractNumId w:val="991"/>
   </w:num>
 </w:numbering>

--- a/docs/cases/05-adriana-smith.docx
+++ b/docs/cases/05-adriana-smith.docx
@@ -37,7 +37,7 @@
         <w:pStyle w:val="Date"/>
       </w:pPr>
       <w:r>
-        <w:t xml:space="preserve">2026-05-29</w:t>
+        <w:t xml:space="preserve">2026-06-18</w:t>
       </w:r>
     </w:p>
     <w:sdt>
@@ -241,7 +241,7 @@
         <w:t xml:space="preserve"> </w:t>
       </w:r>
       <w:r>
-        <w:t xml:space="preserve">Reproductive Ethics (Pregnancy, Autonomy, and Maternal–Fetal Conflict)</w:t>
+        <w:t xml:space="preserve">Autonomy, Paternalism, and Reproduction (Part A — Paternalism and Its Limits)</w:t>
       </w:r>
     </w:p>
     <w:bookmarkStart w:id="9" w:name="the-case"/>
@@ -1730,7 +1730,7 @@
         <w:t xml:space="preserve"> </w:t>
       </w:r>
       <w:r>
-        <w:t xml:space="preserve">legal pressure, were unprecedented even if brain death in pregnancy is not. Lewis could be right that the basic practice has decades of cases behind it. Underneath the disagreement sits a sharper question:</w:t>
+        <w:t xml:space="preserve">legal pressure, were unprecedented even if brain death in pregnancy is not. Lewis could be right that the basic practice has decades of cases behind it. Underneath the disagreement sits a deeper question:</w:t>
       </w:r>
       <w:r>
         <w:t xml:space="preserve"> </w:t>
